--- a/Docs/SecurityDocs/AD13-MEMORANDUM OF DEPOSIT OF TITLE DEEDS.docx
+++ b/Docs/SecurityDocs/AD13-MEMORANDUM OF DEPOSIT OF TITLE DEEDS.docx
@@ -1,6 +1,6 @@
 
 <file path=word/document.xml><?xml version="1.0" encoding="utf-8"?>
-<w:document xmlns:wpc="http://schemas.microsoft.com/office/word/2010/wordprocessingCanvas" xmlns:cx="http://schemas.microsoft.com/office/drawing/2014/chartex" xmlns:cx1="http://schemas.microsoft.com/office/drawing/2015/9/8/chartex" xmlns:cx2="http://schemas.microsoft.com/office/drawing/2015/10/21/chartex" xmlns:cx3="http://schemas.microsoft.com/office/drawing/2016/5/9/chartex" xmlns:cx4="http://schemas.microsoft.com/office/drawing/2016/5/10/chartex" xmlns:cx5="http://schemas.microsoft.com/office/drawing/2016/5/11/chartex" xmlns:cx6="http://schemas.microsoft.com/office/drawing/2016/5/12/chartex" xmlns:cx7="http://schemas.microsoft.com/office/drawing/2016/5/13/chartex" xmlns:cx8="http://schemas.microsoft.com/office/drawing/2016/5/14/chartex" xmlns:mc="http://schemas.openxmlformats.org/markup-compatibility/2006" xmlns:aink="http://schemas.microsoft.com/office/drawing/2016/ink" xmlns:am3d="http://schemas.microsoft.com/office/drawing/2017/model3d" xmlns:o="urn:schemas-microsoft-com:office:office" xmlns:oel="http://schemas.microsoft.com/office/2019/extlst" xmlns:r="http://schemas.openxmlformats.org/officeDocument/2006/relationships" xmlns:m="http://schemas.openxmlformats.org/officeDocument/2006/math" xmlns:v="urn:schemas-microsoft-com:vml" xmlns:wp14="http://schemas.microsoft.com/office/word/2010/wordprocessingDrawing" xmlns:wp="http://schemas.openxmlformats.org/drawingml/2006/wordprocessingDrawing" xmlns:w10="urn:schemas-microsoft-com:office:word" xmlns:w="http://schemas.openxmlformats.org/wordprocessingml/2006/main" xmlns:w14="http://schemas.microsoft.com/office/word/2010/wordml" xmlns:w15="http://schemas.microsoft.com/office/word/2012/wordml" xmlns:w16cei="http://schemas.microsoft.com/office/word/2026/wordml/cei" xmlns:w16cex="http://schemas.microsoft.com/office/word/2018/wordml/cex" xmlns:w16cid="http://schemas.microsoft.com/office/word/2016/wordml/cid" xmlns:w16="http://schemas.microsoft.com/office/word/2018/wordml" xmlns:w16du="http://schemas.microsoft.com/office/word/2023/wordml/word16du" xmlns:w16sdtdh="http://schemas.microsoft.com/office/word/2020/wordml/sdtdatahash" xmlns:w16sdtfl="http://schemas.microsoft.com/office/word/2024/wordml/sdtformatlock" xmlns:w16se="http://schemas.microsoft.com/office/word/2015/wordml/symex" xmlns:wpg="http://schemas.microsoft.com/office/word/2010/wordprocessingGroup" xmlns:wpi="http://schemas.microsoft.com/office/word/2010/wordprocessingInk" xmlns:wne="http://schemas.microsoft.com/office/word/2006/wordml" xmlns:wps="http://schemas.microsoft.com/office/word/2010/wordprocessingShape" mc:Ignorable="w14 w15 w16se w16cid w16 w16cex w16sdtdh w16sdtfl w16du wp14">
+<w:document xmlns:wpc="http://schemas.microsoft.com/office/word/2010/wordprocessingCanvas" xmlns:cx="http://schemas.microsoft.com/office/drawing/2014/chartex" xmlns:cx1="http://schemas.microsoft.com/office/drawing/2015/9/8/chartex" xmlns:cx2="http://schemas.microsoft.com/office/drawing/2015/10/21/chartex" xmlns:cx3="http://schemas.microsoft.com/office/drawing/2016/5/9/chartex" xmlns:cx4="http://schemas.microsoft.com/office/drawing/2016/5/10/chartex" xmlns:cx5="http://schemas.microsoft.com/office/drawing/2016/5/11/chartex" xmlns:cx6="http://schemas.microsoft.com/office/drawing/2016/5/12/chartex" xmlns:cx7="http://schemas.microsoft.com/office/drawing/2016/5/13/chartex" xmlns:cx8="http://schemas.microsoft.com/office/drawing/2016/5/14/chartex" xmlns:mc="http://schemas.openxmlformats.org/markup-compatibility/2006" xmlns:aink="http://schemas.microsoft.com/office/drawing/2016/ink" xmlns:am3d="http://schemas.microsoft.com/office/drawing/2017/model3d" xmlns:o="urn:schemas-microsoft-com:office:office" xmlns:oel="http://schemas.microsoft.com/office/2019/extlst" xmlns:r="http://schemas.openxmlformats.org/officeDocument/2006/relationships" xmlns:m="http://schemas.openxmlformats.org/officeDocument/2006/math" xmlns:v="urn:schemas-microsoft-com:vml" xmlns:wp14="http://schemas.microsoft.com/office/word/2010/wordprocessingDrawing" xmlns:wp="http://schemas.openxmlformats.org/drawingml/2006/wordprocessingDrawing" xmlns:w10="urn:schemas-microsoft-com:office:word" xmlns:w="http://schemas.openxmlformats.org/wordprocessingml/2006/main" xmlns:w14="http://schemas.microsoft.com/office/word/2010/wordml" xmlns:w15="http://schemas.microsoft.com/office/word/2012/wordml" xmlns:w16cex="http://schemas.microsoft.com/office/word/2018/wordml/cex" xmlns:w16cid="http://schemas.microsoft.com/office/word/2016/wordml/cid" xmlns:w16="http://schemas.microsoft.com/office/word/2018/wordml" xmlns:w16du="http://schemas.microsoft.com/office/word/2023/wordml/word16du" xmlns:w16sdtdh="http://schemas.microsoft.com/office/word/2020/wordml/sdtdatahash" xmlns:w16sdtfl="http://schemas.microsoft.com/office/word/2024/wordml/sdtformatlock" xmlns:w16se="http://schemas.microsoft.com/office/word/2015/wordml/symex" xmlns:wpg="http://schemas.microsoft.com/office/word/2010/wordprocessingGroup" xmlns:wpi="http://schemas.microsoft.com/office/word/2010/wordprocessingInk" xmlns:wne="http://schemas.microsoft.com/office/word/2006/wordml" xmlns:wps="http://schemas.microsoft.com/office/word/2010/wordprocessingShape" mc:Ignorable="w14 w15 w16se w16cid w16 w16cex w16sdtdh w16sdtfl w16du wp14">
   <w:body>
     <w:p>
       <w:pPr>
@@ -43,7 +43,14 @@
     </w:p>
     <w:p>
       <w:r>
-        <w:t xml:space="preserve">{{BRANCH_NAME}} Branch </w:t>
+        <w:rPr>
+          <w:b/>
+          <w:bCs/>
+        </w:rPr>
+        <w:t>{{BRANCH_NAME}}</w:t>
+      </w:r>
+      <w:r>
+        <w:t xml:space="preserve"> Branch </w:t>
       </w:r>
     </w:p>
     <w:p>
@@ -59,7 +66,57 @@
       </w:r>
       <w:proofErr w:type="spellEnd"/>
       <w:r>
-        <w:t xml:space="preserve"> {{DEPOSITOR_NAME}} had called on us on {{DAY}} day of {{MONTH}} 20{{YEAR_YY}} and deposited with us acting for and on behalf of Union Bank of India the under-mentioned title deeds, documents and writings pertaining to his/their/firm's immovable property bearing Survey No. {{SURVEY_NUMBER}} of </w:t>
+        <w:t xml:space="preserve"> </w:t>
+      </w:r>
+      <w:r>
+        <w:rPr>
+          <w:b/>
+          <w:bCs/>
+        </w:rPr>
+        <w:t>{{DEPOSITOR_NAME}}</w:t>
+      </w:r>
+      <w:r>
+        <w:t xml:space="preserve"> had called on us on </w:t>
+      </w:r>
+      <w:r>
+        <w:rPr>
+          <w:b/>
+          <w:bCs/>
+        </w:rPr>
+        <w:t>{{DAY}}</w:t>
+      </w:r>
+      <w:r>
+        <w:t xml:space="preserve"> day of </w:t>
+      </w:r>
+      <w:r>
+        <w:rPr>
+          <w:b/>
+          <w:bCs/>
+        </w:rPr>
+        <w:t>{{MONTH}}</w:t>
+      </w:r>
+      <w:r>
+        <w:t xml:space="preserve"> </w:t>
+      </w:r>
+      <w:r>
+        <w:rPr>
+          <w:b/>
+          <w:bCs/>
+        </w:rPr>
+        <w:t>20{{YEAR_YY}}</w:t>
+      </w:r>
+      <w:r>
+        <w:t xml:space="preserve"> and deposited with us acting for and on behalf of Union Bank of India the under-mentioned title deeds, documents and writings pertaining to his/their/firm's immovable property bearing Survey No. </w:t>
+      </w:r>
+      <w:r>
+        <w:rPr>
+          <w:b/>
+          <w:bCs/>
+        </w:rPr>
+        <w:t>{{SURVEY_NUMBER}}</w:t>
+      </w:r>
+      <w:r>
+        <w:t xml:space="preserve"> of </w:t>
       </w:r>
       <w:r>
         <w:t>_________________</w:t>
@@ -71,7 +128,17 @@
         <w:t>d</w:t>
       </w:r>
       <w:r>
-        <w:t xml:space="preserve"> at {{PROPERTY_ADDRESS}}. While making the deposit with us, Shri/</w:t>
+        <w:t xml:space="preserve"> at </w:t>
+      </w:r>
+      <w:r>
+        <w:rPr>
+          <w:b/>
+          <w:bCs/>
+        </w:rPr>
+        <w:t>{{PROPERTY_ADDRESS}}</w:t>
+      </w:r>
+      <w:r>
+        <w:t>. While making the deposit with us, Shri/</w:t>
       </w:r>
       <w:proofErr w:type="spellStart"/>
       <w:r>
@@ -79,12 +146,29 @@
       </w:r>
       <w:proofErr w:type="spellEnd"/>
       <w:r>
-        <w:t xml:space="preserve"> {{DEPOSITOR_NAME}} had stated that he/they deposited the documents as security for the repayment to the Bank of all the amounts advanced or to be advanced and of all the amounts under the various facilities granted or to be granted by the Bank to the extent of Rupees {{LOAN_AMOUNT_WORDS}}</w:t>
-      </w:r>
-      <w:r>
         <w:t xml:space="preserve"> </w:t>
       </w:r>
       <w:r>
+        <w:rPr>
+          <w:b/>
+          <w:bCs/>
+        </w:rPr>
+        <w:t>{{DEPOSITOR_NAME}}</w:t>
+      </w:r>
+      <w:r>
+        <w:t xml:space="preserve"> had stated that he/they deposited the documents as security for the repayment to the Bank of all the amounts advanced or to be advanced and of all the amounts under the various facilities granted or to be granted by the Bank to the extent of Rupees </w:t>
+      </w:r>
+      <w:r>
+        <w:rPr>
+          <w:b/>
+          <w:bCs/>
+        </w:rPr>
+        <w:t>{{LOAN_AMOUNT_WORDS}}</w:t>
+      </w:r>
+      <w:r>
+        <w:t xml:space="preserve"> </w:t>
+      </w:r>
+      <w:r>
         <w:t>to Shri/</w:t>
       </w:r>
       <w:proofErr w:type="spellStart"/>
@@ -93,7 +177,27 @@
       </w:r>
       <w:proofErr w:type="spellEnd"/>
       <w:r>
-        <w:t xml:space="preserve"> {{BORROWER_NAME}} and/or his/their firm of Messrs {{FIRM_NAME}} together with interest, compound and/or additional interest in case of default, exchange fluctuation, costs, charges, expenses, etc. </w:t>
+        <w:t xml:space="preserve"> </w:t>
+      </w:r>
+      <w:r>
+        <w:rPr>
+          <w:b/>
+          <w:bCs/>
+        </w:rPr>
+        <w:t>{{BORROWER_NAME}}</w:t>
+      </w:r>
+      <w:r>
+        <w:t xml:space="preserve"> and/or his/their firm of Messrs </w:t>
+      </w:r>
+      <w:r>
+        <w:rPr>
+          <w:b/>
+          <w:bCs/>
+        </w:rPr>
+        <w:t>{{FIRM_NAME}}</w:t>
+      </w:r>
+      <w:r>
+        <w:t xml:space="preserve"> together with interest, compound and/or additional interest in case of default, exchange fluctuation, costs, charges, expenses, etc. </w:t>
       </w:r>
     </w:p>
     <w:p>
@@ -113,29 +217,99 @@
       </w:r>
     </w:p>
     <w:p>
-      <w:r>
-        <w:t>(1) {{DOCUMENT_DESCRIPTION_1}}</w:t>
+      <w:pPr>
+        <w:rPr>
+          <w:b/>
+          <w:bCs/>
+        </w:rPr>
+      </w:pPr>
+      <w:r>
+        <w:rPr>
+          <w:b/>
+          <w:bCs/>
+        </w:rPr>
+        <w:t>(1)</w:t>
+      </w:r>
+      <w:r>
+        <w:t xml:space="preserve"> </w:t>
+      </w:r>
+      <w:r>
+        <w:rPr>
+          <w:b/>
+          <w:bCs/>
+        </w:rPr>
+        <w:t>{{DOCUMENT_DESCRIPTION_1}}</w:t>
       </w:r>
     </w:p>
     <w:p>
-      <w:r>
+      <w:pPr>
+        <w:rPr>
+          <w:b/>
+          <w:bCs/>
+        </w:rPr>
+      </w:pPr>
+      <w:r>
+        <w:rPr>
+          <w:b/>
+          <w:bCs/>
+        </w:rPr>
         <w:t>(2) {{SECURITY_INTEREST_DESCRIPTION_1}}</w:t>
       </w:r>
     </w:p>
     <w:p>
-      <w:r>
+      <w:pPr>
+        <w:rPr>
+          <w:b/>
+          <w:bCs/>
+        </w:rPr>
+      </w:pPr>
+      <w:r>
+        <w:rPr>
+          <w:b/>
+          <w:bCs/>
+        </w:rPr>
         <w:t>(3) {{PROPERTY_DESCRIPTION_SCHEDULE_2}}</w:t>
       </w:r>
     </w:p>
     <w:p>
-      <w:r>
+      <w:pPr>
+        <w:rPr>
+          <w:b/>
+          <w:bCs/>
+        </w:rPr>
+      </w:pPr>
+      <w:r>
+        <w:rPr>
+          <w:b/>
+          <w:bCs/>
+        </w:rPr>
         <w:t>(4)</w:t>
       </w:r>
     </w:p>
     <w:p/>
     <w:p>
       <w:r>
-        <w:t xml:space="preserve">Dated this {{DAY}} day of {{MONTH}} 20{{YEAR_YY}}. </w:t>
+        <w:t xml:space="preserve">Dated this </w:t>
+      </w:r>
+      <w:r>
+        <w:rPr>
+          <w:b/>
+          <w:bCs/>
+        </w:rPr>
+        <w:t>{{DAY}}</w:t>
+      </w:r>
+      <w:r>
+        <w:t xml:space="preserve"> day of </w:t>
+      </w:r>
+      <w:r>
+        <w:rPr>
+          <w:b/>
+          <w:bCs/>
+        </w:rPr>
+        <w:t>{{MONTH}} 20{{YEAR_YY}}.</w:t>
+      </w:r>
+      <w:r>
+        <w:t xml:space="preserve"> </w:t>
       </w:r>
     </w:p>
     <w:p>
@@ -211,19 +385,14 @@
               <w:jc w:val="right"/>
             </w:pPr>
             <w:r>
-              <w:t>Shri {{B</w:t>
+              <w:t xml:space="preserve">Shri </w:t>
             </w:r>
             <w:r>
-              <w:t>ANK_OFFICER</w:t>
-            </w:r>
-            <w:r>
-              <w:t>_NAME</w:t>
-            </w:r>
-            <w:r>
-              <w:t>_1</w:t>
-            </w:r>
-            <w:r>
-              <w:t>}}</w:t>
+              <w:rPr>
+                <w:b/>
+                <w:bCs/>
+              </w:rPr>
+              <w:t>{{BANK_OFFICER_NAME_1}}</w:t>
             </w:r>
           </w:p>
         </w:tc>
@@ -236,21 +405,27 @@
               <w:jc w:val="right"/>
             </w:pPr>
             <w:r>
-              <w:t>Shri {{B</w:t>
+              <w:t xml:space="preserve">Shri </w:t>
             </w:r>
             <w:r>
-              <w:t>ANK_OFFICER</w:t>
+              <w:rPr>
+                <w:b/>
+                <w:bCs/>
+              </w:rPr>
+              <w:t>{{BANK_OFFICER_NAME_</w:t>
             </w:r>
             <w:r>
-              <w:t>_NAME</w:t>
-            </w:r>
-            <w:r>
-              <w:t>_</w:t>
-            </w:r>
-            <w:r>
+              <w:rPr>
+                <w:b/>
+                <w:bCs/>
+              </w:rPr>
               <w:t>2</w:t>
             </w:r>
             <w:r>
+              <w:rPr>
+                <w:b/>
+                <w:bCs/>
+              </w:rPr>
               <w:t>}}</w:t>
             </w:r>
           </w:p>
@@ -320,7 +495,7 @@
 </file>
 
 <file path=word/numbering.xml><?xml version="1.0" encoding="utf-8"?>
-<w:numbering xmlns:wpc="http://schemas.microsoft.com/office/word/2010/wordprocessingCanvas" xmlns:cx="http://schemas.microsoft.com/office/drawing/2014/chartex" xmlns:cx1="http://schemas.microsoft.com/office/drawing/2015/9/8/chartex" xmlns:cx2="http://schemas.microsoft.com/office/drawing/2015/10/21/chartex" xmlns:cx3="http://schemas.microsoft.com/office/drawing/2016/5/9/chartex" xmlns:cx4="http://schemas.microsoft.com/office/drawing/2016/5/10/chartex" xmlns:cx5="http://schemas.microsoft.com/office/drawing/2016/5/11/chartex" xmlns:cx6="http://schemas.microsoft.com/office/drawing/2016/5/12/chartex" xmlns:cx7="http://schemas.microsoft.com/office/drawing/2016/5/13/chartex" xmlns:cx8="http://schemas.microsoft.com/office/drawing/2016/5/14/chartex" xmlns:mc="http://schemas.openxmlformats.org/markup-compatibility/2006" xmlns:aink="http://schemas.microsoft.com/office/drawing/2016/ink" xmlns:am3d="http://schemas.microsoft.com/office/drawing/2017/model3d" xmlns:o="urn:schemas-microsoft-com:office:office" xmlns:oel="http://schemas.microsoft.com/office/2019/extlst" xmlns:r="http://schemas.openxmlformats.org/officeDocument/2006/relationships" xmlns:m="http://schemas.openxmlformats.org/officeDocument/2006/math" xmlns:v="urn:schemas-microsoft-com:vml" xmlns:wp14="http://schemas.microsoft.com/office/word/2010/wordprocessingDrawing" xmlns:wp="http://schemas.openxmlformats.org/drawingml/2006/wordprocessingDrawing" xmlns:w10="urn:schemas-microsoft-com:office:word" xmlns:w="http://schemas.openxmlformats.org/wordprocessingml/2006/main" xmlns:w14="http://schemas.microsoft.com/office/word/2010/wordml" xmlns:w15="http://schemas.microsoft.com/office/word/2012/wordml" xmlns:w16cei="http://schemas.microsoft.com/office/word/2026/wordml/cei" xmlns:w16cex="http://schemas.microsoft.com/office/word/2018/wordml/cex" xmlns:w16cid="http://schemas.microsoft.com/office/word/2016/wordml/cid" xmlns:w16="http://schemas.microsoft.com/office/word/2018/wordml" xmlns:w16du="http://schemas.microsoft.com/office/word/2023/wordml/word16du" xmlns:w16sdtdh="http://schemas.microsoft.com/office/word/2020/wordml/sdtdatahash" xmlns:w16sdtfl="http://schemas.microsoft.com/office/word/2024/wordml/sdtformatlock" xmlns:w16se="http://schemas.microsoft.com/office/word/2015/wordml/symex" xmlns:wpg="http://schemas.microsoft.com/office/word/2010/wordprocessingGroup" xmlns:wpi="http://schemas.microsoft.com/office/word/2010/wordprocessingInk" xmlns:wne="http://schemas.microsoft.com/office/word/2006/wordml" xmlns:wps="http://schemas.microsoft.com/office/word/2010/wordprocessingShape" mc:Ignorable="w14 w15 w16se w16cid w16 w16cex w16sdtdh w16sdtfl w16du wp14">
+<w:numbering xmlns:wpc="http://schemas.microsoft.com/office/word/2010/wordprocessingCanvas" xmlns:cx="http://schemas.microsoft.com/office/drawing/2014/chartex" xmlns:cx1="http://schemas.microsoft.com/office/drawing/2015/9/8/chartex" xmlns:cx2="http://schemas.microsoft.com/office/drawing/2015/10/21/chartex" xmlns:cx3="http://schemas.microsoft.com/office/drawing/2016/5/9/chartex" xmlns:cx4="http://schemas.microsoft.com/office/drawing/2016/5/10/chartex" xmlns:cx5="http://schemas.microsoft.com/office/drawing/2016/5/11/chartex" xmlns:cx6="http://schemas.microsoft.com/office/drawing/2016/5/12/chartex" xmlns:cx7="http://schemas.microsoft.com/office/drawing/2016/5/13/chartex" xmlns:cx8="http://schemas.microsoft.com/office/drawing/2016/5/14/chartex" xmlns:mc="http://schemas.openxmlformats.org/markup-compatibility/2006" xmlns:aink="http://schemas.microsoft.com/office/drawing/2016/ink" xmlns:am3d="http://schemas.microsoft.com/office/drawing/2017/model3d" xmlns:o="urn:schemas-microsoft-com:office:office" xmlns:oel="http://schemas.microsoft.com/office/2019/extlst" xmlns:r="http://schemas.openxmlformats.org/officeDocument/2006/relationships" xmlns:m="http://schemas.openxmlformats.org/officeDocument/2006/math" xmlns:v="urn:schemas-microsoft-com:vml" xmlns:wp14="http://schemas.microsoft.com/office/word/2010/wordprocessingDrawing" xmlns:wp="http://schemas.openxmlformats.org/drawingml/2006/wordprocessingDrawing" xmlns:w10="urn:schemas-microsoft-com:office:word" xmlns:w="http://schemas.openxmlformats.org/wordprocessingml/2006/main" xmlns:w14="http://schemas.microsoft.com/office/word/2010/wordml" xmlns:w15="http://schemas.microsoft.com/office/word/2012/wordml" xmlns:w16cex="http://schemas.microsoft.com/office/word/2018/wordml/cex" xmlns:w16cid="http://schemas.microsoft.com/office/word/2016/wordml/cid" xmlns:w16="http://schemas.microsoft.com/office/word/2018/wordml" xmlns:w16du="http://schemas.microsoft.com/office/word/2023/wordml/word16du" xmlns:w16sdtdh="http://schemas.microsoft.com/office/word/2020/wordml/sdtdatahash" xmlns:w16sdtfl="http://schemas.microsoft.com/office/word/2024/wordml/sdtformatlock" xmlns:w16se="http://schemas.microsoft.com/office/word/2015/wordml/symex" xmlns:wpg="http://schemas.microsoft.com/office/word/2010/wordprocessingGroup" xmlns:wpi="http://schemas.microsoft.com/office/word/2010/wordprocessingInk" xmlns:wne="http://schemas.microsoft.com/office/word/2006/wordml" xmlns:wps="http://schemas.microsoft.com/office/word/2010/wordprocessingShape" mc:Ignorable="w14 w15 w16se w16cid w16 w16cex w16sdtdh w16sdtfl w16du wp14">
   <w:abstractNum w:abstractNumId="0" w15:restartNumberingAfterBreak="0">
     <w:nsid w:val="05397B09"/>
     <w:multiLevelType w:val="multilevel"/>
